--- a/reports/3_Architecture_DocMindX_AI_EN.docx
+++ b/reports/3_Architecture_DocMindX_AI_EN.docx
@@ -55,7 +55,7 @@
       <w:tr>
         <w:tc>
           <w:tcPr>
-            <w:tcW w:type="dxa" w:w="2160"/>
+            <w:tcW w:type="dxa" w:w="2016"/>
             <w:shd w:fill="F1F5F9"/>
           </w:tcPr>
           <w:p>
@@ -67,7 +67,7 @@
                 <w:rFonts w:ascii="Segoe UI" w:hAnsi="Segoe UI"/>
                 <w:b/>
                 <w:color w:val="0A2540"/>
-                <w:sz w:val="18"/>
+                <w:sz w:val="17"/>
               </w:rPr>
               <w:t>Project</w:t>
             </w:r>
@@ -75,7 +75,7 @@
         </w:tc>
         <w:tc>
           <w:tcPr>
-            <w:tcW w:type="dxa" w:w="2592"/>
+            <w:tcW w:type="dxa" w:w="3168"/>
             <w:shd w:fill="F8FAFC"/>
           </w:tcPr>
           <w:p>
@@ -86,15 +86,15 @@
               <w:rPr>
                 <w:rFonts w:ascii="Segoe UI" w:hAnsi="Segoe UI"/>
                 <w:color w:val="1E293B"/>
-                <w:sz w:val="18"/>
+                <w:sz w:val="17"/>
               </w:rPr>
-              <w:t>DocMindX AI v2.0</w:t>
+              <w:t>DocMindX AI v2.0 (Clinical Intelligence)</w:t>
             </w:r>
           </w:p>
         </w:tc>
         <w:tc>
           <w:tcPr>
-            <w:tcW w:type="dxa" w:w="2160"/>
+            <w:tcW w:type="dxa" w:w="1872"/>
             <w:shd w:fill="F1F5F9"/>
           </w:tcPr>
           <w:p>
@@ -106,15 +106,15 @@
                 <w:rFonts w:ascii="Segoe UI" w:hAnsi="Segoe UI"/>
                 <w:b/>
                 <w:color w:val="0A2540"/>
-                <w:sz w:val="18"/>
+                <w:sz w:val="17"/>
               </w:rPr>
-              <w:t>Author</w:t>
+              <w:t>Status</w:t>
             </w:r>
           </w:p>
         </w:tc>
         <w:tc>
           <w:tcPr>
-            <w:tcW w:type="dxa" w:w="2448"/>
+            <w:tcW w:type="dxa" w:w="2304"/>
             <w:shd w:fill="F8FAFC"/>
           </w:tcPr>
           <w:p>
@@ -125,9 +125,9 @@
               <w:rPr>
                 <w:rFonts w:ascii="Segoe UI" w:hAnsi="Segoe UI"/>
                 <w:color w:val="1E293B"/>
-                <w:sz w:val="18"/>
+                <w:sz w:val="17"/>
               </w:rPr>
-              <w:t>Daksh Vasani</w:t>
+              <w:t>Production Verified (97.58% Acc)</w:t>
             </w:r>
           </w:p>
         </w:tc>
@@ -135,7 +135,7 @@
       <w:tr>
         <w:tc>
           <w:tcPr>
-            <w:tcW w:type="dxa" w:w="2160"/>
+            <w:tcW w:type="dxa" w:w="2016"/>
             <w:shd w:fill="F1F5F9"/>
           </w:tcPr>
           <w:p>
@@ -147,15 +147,15 @@
                 <w:rFonts w:ascii="Segoe UI" w:hAnsi="Segoe UI"/>
                 <w:b/>
                 <w:color w:val="0A2540"/>
-                <w:sz w:val="18"/>
+                <w:sz w:val="17"/>
               </w:rPr>
-              <w:t>Track</w:t>
+              <w:t>Student Researchers</w:t>
             </w:r>
           </w:p>
         </w:tc>
         <w:tc>
           <w:tcPr>
-            <w:tcW w:type="dxa" w:w="2592"/>
+            <w:tcW w:type="dxa" w:w="3168"/>
             <w:shd w:fill="F8FAFC"/>
           </w:tcPr>
           <w:p>
@@ -166,15 +166,17 @@
               <w:rPr>
                 <w:rFonts w:ascii="Segoe UI" w:hAnsi="Segoe UI"/>
                 <w:color w:val="1E293B"/>
-                <w:sz w:val="18"/>
+                <w:sz w:val="17"/>
               </w:rPr>
-              <w:t>Smart Health &amp; Supply Chain</w:t>
+              <w:t>1. Aakash Shah   2. Alok Rana</w:t>
+              <w:br/>
+              <w:t>3. Vasani Daksh Vitthal bhai</w:t>
             </w:r>
           </w:p>
         </w:tc>
         <w:tc>
           <w:tcPr>
-            <w:tcW w:type="dxa" w:w="2160"/>
+            <w:tcW w:type="dxa" w:w="1872"/>
             <w:shd w:fill="F1F5F9"/>
           </w:tcPr>
           <w:p>
@@ -186,15 +188,15 @@
                 <w:rFonts w:ascii="Segoe UI" w:hAnsi="Segoe UI"/>
                 <w:b/>
                 <w:color w:val="0A2540"/>
-                <w:sz w:val="18"/>
+                <w:sz w:val="17"/>
               </w:rPr>
-              <w:t>Status</w:t>
+              <w:t>Affiliation</w:t>
             </w:r>
           </w:p>
         </w:tc>
         <w:tc>
           <w:tcPr>
-            <w:tcW w:type="dxa" w:w="2448"/>
+            <w:tcW w:type="dxa" w:w="2304"/>
             <w:shd w:fill="F8FAFC"/>
           </w:tcPr>
           <w:p>
@@ -205,9 +207,89 @@
               <w:rPr>
                 <w:rFonts w:ascii="Segoe UI" w:hAnsi="Segoe UI"/>
                 <w:color w:val="1E293B"/>
-                <w:sz w:val="18"/>
+                <w:sz w:val="17"/>
               </w:rPr>
-              <w:t>Production Ready / Verified</w:t>
+              <w:t>SOCCA (M.Sc. D.S.)</w:t>
+            </w:r>
+          </w:p>
+        </w:tc>
+      </w:tr>
+      <w:tr>
+        <w:tc>
+          <w:tcPr>
+            <w:tcW w:type="dxa" w:w="2016"/>
+            <w:shd w:fill="F1F5F9"/>
+          </w:tcPr>
+          <w:p>
+            <w:pPr>
+              <w:spacing w:before="40" w:after="40"/>
+            </w:pPr>
+            <w:r>
+              <w:rPr>
+                <w:rFonts w:ascii="Segoe UI" w:hAnsi="Segoe UI"/>
+                <w:b/>
+                <w:color w:val="0A2540"/>
+                <w:sz w:val="17"/>
+              </w:rPr>
+              <w:t>Project Mentor</w:t>
+            </w:r>
+          </w:p>
+        </w:tc>
+        <w:tc>
+          <w:tcPr>
+            <w:tcW w:type="dxa" w:w="3168"/>
+            <w:shd w:fill="F8FAFC"/>
+          </w:tcPr>
+          <w:p>
+            <w:pPr>
+              <w:spacing w:before="40" w:after="40"/>
+            </w:pPr>
+            <w:r>
+              <w:rPr>
+                <w:rFonts w:ascii="Segoe UI" w:hAnsi="Segoe UI"/>
+                <w:color w:val="1E293B"/>
+                <w:sz w:val="17"/>
+              </w:rPr>
+              <w:t>Mr. Ketan Nakum</w:t>
+            </w:r>
+          </w:p>
+        </w:tc>
+        <w:tc>
+          <w:tcPr>
+            <w:tcW w:type="dxa" w:w="1872"/>
+            <w:shd w:fill="F1F5F9"/>
+          </w:tcPr>
+          <w:p>
+            <w:pPr>
+              <w:spacing w:before="40" w:after="40"/>
+            </w:pPr>
+            <w:r>
+              <w:rPr>
+                <w:rFonts w:ascii="Segoe UI" w:hAnsi="Segoe UI"/>
+                <w:b/>
+                <w:color w:val="0A2540"/>
+                <w:sz w:val="17"/>
+              </w:rPr>
+              <w:t>Mentor Affiliation</w:t>
+            </w:r>
+          </w:p>
+        </w:tc>
+        <w:tc>
+          <w:tcPr>
+            <w:tcW w:type="dxa" w:w="2304"/>
+            <w:shd w:fill="F8FAFC"/>
+          </w:tcPr>
+          <w:p>
+            <w:pPr>
+              <w:spacing w:before="40" w:after="40"/>
+            </w:pPr>
+            <w:r>
+              <w:rPr>
+                <w:rFonts w:ascii="Segoe UI" w:hAnsi="Segoe UI"/>
+                <w:color w:val="1E293B"/>
+                <w:sz w:val="17"/>
+              </w:rPr>
+              <w:t>SOCCA (M.Sc. D.S.)</w:t>
             </w:r>
           </w:p>
         </w:tc>
@@ -215,7 +297,7 @@
     </w:tbl>
     <w:p>
       <w:pPr>
-        <w:spacing w:before="240" w:after="160"/>
+        <w:spacing w:before="200" w:after="160"/>
       </w:pPr>
     </w:p>
     <w:p>
@@ -1389,7 +1471,7 @@
           <w:color w:val="1E293B"/>
           <w:sz w:val="20"/>
         </w:rPr>
-        <w:t xml:space="preserve"> Manages the top header, trilingual localization (EN, HI, GU), theme switching (Light/Dark), and active panel switching without page reloads.</w:t>
+        <w:t xml:space="preserve"> Manages top navigation, trilingual localization (EN, HI, GU), theme switching (Light/Dark), and active panel routing without page reloads.</w:t>
       </w:r>
     </w:p>
     <w:p>
@@ -1405,7 +1487,7 @@
           <w:color w:val="1E293B"/>
           <w:sz w:val="20"/>
         </w:rPr>
-        <w:t>Modular Panel Views:</w:t>
+        <w:t>Panel 1 Intake &amp; Family Profiles:</w:t>
       </w:r>
       <w:r>
         <w:rPr>
@@ -1413,7 +1495,7 @@
           <w:color w:val="1E293B"/>
           <w:sz w:val="20"/>
         </w:rPr>
-        <w:t xml:space="preserve"> Specialized modular views for Health Assessment, Medical Report OCR, Nearby Healthcare Radar, Health Records Vault, and National Command Center.</w:t>
+        <w:t xml:space="preserve"> Captures patient demographics (Age, Gender, State, Height, Weight, Blood Group: A+, A-, B+, B-, AB+, AB-, O+, O-, Unknown) and pre-existing comorbidities. Selecting a family profile instantly auto-fills these fields.</w:t>
       </w:r>
     </w:p>
     <w:p>
@@ -1429,7 +1511,7 @@
           <w:color w:val="1E293B"/>
           <w:sz w:val="20"/>
         </w:rPr>
-        <w:t>Floating AI Copilot:</w:t>
+        <w:t>Multimodal Symptom Capture:</w:t>
       </w:r>
       <w:r>
         <w:rPr>
@@ -1437,7 +1519,103 @@
           <w:color w:val="1E293B"/>
           <w:sz w:val="20"/>
         </w:rPr>
-        <w:t xml:space="preserve"> Asynchronous drawer maintaining clinical conversational context, speech audio synthesizer, and layman medical explainer.</w:t>
+        <w:t xml:space="preserve"> Multi-channel ingestion accepting colloquial speech (Whisper ASR), natural text, and clinical photo uploads with temporal duration buttons ('today', '1-3 days', '4-7 days', '1-2 weeks', '&gt;2 weeks').</w:t>
+      </w:r>
+    </w:p>
+    <w:p>
+      <w:pPr>
+        <w:pStyle w:val="ListBullet"/>
+        <w:spacing w:before="0" w:after="60" w:line="276" w:lineRule="auto"/>
+        <w:ind w:left="360"/>
+      </w:pPr>
+      <w:r>
+        <w:rPr>
+          <w:rFonts w:ascii="Segoe UI" w:hAnsi="Segoe UI"/>
+          <w:b/>
+          <w:color w:val="1E293B"/>
+          <w:sz w:val="20"/>
+        </w:rPr>
+        <w:t>Panel 2: Medical Report Scanner:</w:t>
+      </w:r>
+      <w:r>
+        <w:rPr>
+          <w:rFonts w:ascii="Segoe UI" w:hAnsi="Segoe UI"/>
+          <w:color w:val="1E293B"/>
+          <w:sz w:val="20"/>
+        </w:rPr>
+        <w:t xml:space="preserve"> Ingests lab reports (CBC, LFT, Lipid, KFT), radiology, and prescriptions, delivering layman translations, underlying causes, and actionable tips.</w:t>
+      </w:r>
+    </w:p>
+    <w:p>
+      <w:pPr>
+        <w:pStyle w:val="ListBullet"/>
+        <w:spacing w:before="0" w:after="60" w:line="276" w:lineRule="auto"/>
+        <w:ind w:left="360"/>
+      </w:pPr>
+      <w:r>
+        <w:rPr>
+          <w:rFonts w:ascii="Segoe UI" w:hAnsi="Segoe UI"/>
+          <w:b/>
+          <w:color w:val="1E293B"/>
+          <w:sz w:val="20"/>
+        </w:rPr>
+        <w:t>Panel 3: Nearby Healthcare Radar:</w:t>
+      </w:r>
+      <w:r>
+        <w:rPr>
+          <w:rFonts w:ascii="Segoe UI" w:hAnsi="Segoe UI"/>
+          <w:color w:val="1E293B"/>
+          <w:sz w:val="20"/>
+        </w:rPr>
+        <w:t xml:space="preserve"> Live Overpass OpenStreetMap radar filtering 24/7 emergency hospitals, clinics, pharmacies, blood banks, and labs across an interactive 1 to 25 km radius slider.</w:t>
+      </w:r>
+    </w:p>
+    <w:p>
+      <w:pPr>
+        <w:pStyle w:val="ListBullet"/>
+        <w:spacing w:before="0" w:after="60" w:line="276" w:lineRule="auto"/>
+        <w:ind w:left="360"/>
+      </w:pPr>
+      <w:r>
+        <w:rPr>
+          <w:rFonts w:ascii="Segoe UI" w:hAnsi="Segoe UI"/>
+          <w:b/>
+          <w:color w:val="1E293B"/>
+          <w:sz w:val="20"/>
+        </w:rPr>
+        <w:t>Panel 4: Health Records Vault:</w:t>
+      </w:r>
+      <w:r>
+        <w:rPr>
+          <w:rFonts w:ascii="Segoe UI" w:hAnsi="Segoe UI"/>
+          <w:color w:val="1E293B"/>
+          <w:sz w:val="20"/>
+        </w:rPr>
+        <w:t xml:space="preserve"> Centralized digital vault displaying previous scans, prescriptions, triage assessments, and clinical regimens with PDF export.</w:t>
+      </w:r>
+    </w:p>
+    <w:p>
+      <w:pPr>
+        <w:pStyle w:val="ListBullet"/>
+        <w:spacing w:before="0" w:after="60" w:line="276" w:lineRule="auto"/>
+        <w:ind w:left="360"/>
+      </w:pPr>
+      <w:r>
+        <w:rPr>
+          <w:rFonts w:ascii="Segoe UI" w:hAnsi="Segoe UI"/>
+          <w:b/>
+          <w:color w:val="1E293B"/>
+          <w:sz w:val="20"/>
+        </w:rPr>
+        <w:t>Panel 5: National Command Center:</w:t>
+      </w:r>
+      <w:r>
+        <w:rPr>
+          <w:rFonts w:ascii="Segoe UI" w:hAnsi="Segoe UI"/>
+          <w:color w:val="1E293B"/>
+          <w:sz w:val="20"/>
+        </w:rPr>
+        <w:t xml:space="preserve"> Dedicated administrative console gated strictly to authorized admin users (is_admin=True) with 7-day epidemic forecasting and supply chain rebalancing.</w:t>
       </w:r>
     </w:p>
     <w:p>
@@ -1476,7 +1654,7 @@
           <w:color w:val="1E293B"/>
           <w:sz w:val="20"/>
         </w:rPr>
-        <w:t xml:space="preserve"> Regex-driven normalizer translating multilingual colloquial symptom phrases into 280 standardized clinical features.</w:t>
+        <w:t xml:space="preserve"> Translates multilingual colloquial symptom phrases into 280 standardized clinical features while stripping denied symptoms.</w:t>
       </w:r>
     </w:p>
     <w:p>
@@ -1524,7 +1702,31 @@
           <w:color w:val="1E293B"/>
           <w:sz w:val="20"/>
         </w:rPr>
-        <w:t xml:space="preserve"> 50-tree Random Forest classifier generating calibrated disease probability distributions across 101 ICD-11 classes.</w:t>
+        <w:t xml:space="preserve"> 50-tree Random Forest classifier generating calibrated disease probability distributions across 101 ICD-11 classes with 97.58% Top-3 accuracy.</w:t>
+      </w:r>
+    </w:p>
+    <w:p>
+      <w:pPr>
+        <w:pStyle w:val="ListBullet"/>
+        <w:spacing w:before="0" w:after="60" w:line="276" w:lineRule="auto"/>
+        <w:ind w:left="360"/>
+      </w:pPr>
+      <w:r>
+        <w:rPr>
+          <w:rFonts w:ascii="Segoe UI" w:hAnsi="Segoe UI"/>
+          <w:b/>
+          <w:color w:val="1E293B"/>
+          <w:sz w:val="20"/>
+        </w:rPr>
+        <w:t>Tri-Pillar Holistic Regimen Engine:</w:t>
+      </w:r>
+      <w:r>
+        <w:rPr>
+          <w:rFonts w:ascii="Segoe UI" w:hAnsi="Segoe UI"/>
+          <w:color w:val="1E293B"/>
+          <w:sz w:val="20"/>
+        </w:rPr>
+        <w:t xml:space="preserve"> Synthesizes verified OTC medicines (OpenFDA), ICMR-NIN dietary guidelines ('Foods to Eat' &amp; 'Foods to Avoid'), restorative yoga asanas, and disease etiology.</w:t>
       </w:r>
     </w:p>
     <w:p>
@@ -1587,7 +1789,7 @@
           <w:color w:val="1E293B"/>
           <w:sz w:val="20"/>
         </w:rPr>
-        <w:t xml:space="preserve"> Preprocesses images using OpenCV (grayscale, adaptive thresholding, noise reduction) before OCR parsing.</w:t>
+        <w:t xml:space="preserve"> Preprocesses images using OpenCV (adaptive thresholding, contrast enhancement) before OCR parsing.</w:t>
       </w:r>
     </w:p>
     <w:p>
@@ -1611,7 +1813,7 @@
           <w:color w:val="1E293B"/>
           <w:sz w:val="20"/>
         </w:rPr>
-        <w:t xml:space="preserve"> Extracts drug schedules, frequencies, and cautionary guidelines from handwritten doctor scripts.</w:t>
+        <w:t xml:space="preserve"> Extracts drug schedules, frequencies, and cautionary guidelines from handwritten doctor scripts using Gemini Vision.</w:t>
       </w:r>
     </w:p>
     <w:p>
@@ -1635,7 +1837,7 @@
           <w:color w:val="1E293B"/>
           <w:sz w:val="20"/>
         </w:rPr>
-        <w:t xml:space="preserve"> Evaluates biochemical markers (Hemoglobin, Platelets, SGPT, Bilirubin, HbA1c) against clinical reference ranges.</w:t>
+        <w:t xml:space="preserve"> Evaluates biochemical markers (Hemoglobin, Platelets, SGPT, Bilirubin, HbA1c) against clinical reference ranges with layman breakdown.</w:t>
       </w:r>
     </w:p>
     <w:p>
@@ -1785,7 +1987,7 @@
           <w:color w:val="1E293B"/>
           <w:sz w:val="20"/>
         </w:rPr>
-        <w:t xml:space="preserve"> Integrates live NIH DailyMed, OpenFDA, WHO ICD-11, NCBO BioPortal, OpenStreetMap Overpass, and Google Maps with robust offline fallbacks.</w:t>
+        <w:t xml:space="preserve"> Integrates live NIH DailyMed, OpenFDA, WHO ICD-11, NCBO BioPortal, OpenStreetMap Overpass (1-25 km), and Google Maps with robust offline fallbacks.</w:t>
       </w:r>
     </w:p>
     <w:p>
@@ -1816,7 +2018,7 @@
           <w:color w:val="1E293B"/>
           <w:sz w:val="20"/>
         </w:rPr>
-        <w:t>Dual Database Persistence:</w:t>
+        <w:t>Tenancy &amp; Security Layer:</w:t>
       </w:r>
       <w:r>
         <w:rPr>
@@ -1824,7 +2026,7 @@
           <w:color w:val="1E293B"/>
           <w:sz w:val="20"/>
         </w:rPr>
-        <w:t xml:space="preserve"> Manages encrypted local SQLite vaults, Supabase PostgreSQL with Row-Level Security, and BigQuery telemetry synchronization.</w:t>
+        <w:t xml:space="preserve"> Enforces role-based access control (RBAC), encrypted SQLite local storage, Supabase PostgreSQL Row-Level Security, and BigQuery cloud sync.</w:t>
       </w:r>
     </w:p>
     <w:p>
@@ -2291,7 +2493,7 @@
         <w:color w:val="64748B"/>
         <w:sz w:val="16"/>
       </w:rPr>
-      <w:t>DocMindX AI Platform | Enterprise Clinical Health Intelligence | Confidential &amp; Proprietary</w:t>
+      <w:t>DocMindX AI Platform | SOCCA (M.Sc. D.S.) | Mentor: Mr. Ketan Nakum | Production Verified</w:t>
     </w:r>
   </w:p>
 </w:ftr>
